--- a/demo_script.docx
+++ b/demo_script.docx
@@ -180,6 +180,30 @@
           <w:bCs/>
         </w:rPr>
       </w:pPr>
+    </w:p>
+    <w:p>
+      <w:pPr>
+        <w:rPr>
+          <w:b/>
+          <w:bCs/>
+        </w:rPr>
+      </w:pPr>
+    </w:p>
+    <w:p>
+      <w:pPr>
+        <w:rPr>
+          <w:b/>
+          <w:bCs/>
+        </w:rPr>
+      </w:pPr>
+    </w:p>
+    <w:p>
+      <w:pPr>
+        <w:rPr>
+          <w:b/>
+          <w:bCs/>
+        </w:rPr>
+      </w:pPr>
       <w:r>
         <w:rPr>
           <w:b/>
@@ -193,6 +217,10 @@
         <w:t>Overall, this project demonstrates how GIS can be used to enhance user experience in outdoor environments through interactive and user-centered design.</w:t>
       </w:r>
     </w:p>
+    <w:p/>
+    <w:p/>
+    <w:p/>
+    <w:p/>
     <w:sectPr>
       <w:pgSz w:w="12240" w:h="15840"/>
       <w:pgMar w:top="1440" w:right="1440" w:bottom="1440" w:left="1440" w:header="720" w:footer="720" w:gutter="0"/>
